--- a/docs/ElewaSTEM_Demo_Video_Script_and_Guide.docx
+++ b/docs/ElewaSTEM_Demo_Video_Script_and_Guide.docx
@@ -332,7 +332,7 @@
     </w:p>
     <w:p>
       <w:r>
-        <w:t>"Under the hood, ElewaSTEM runs on Google Cloud Run, Google Cloud Build, and Gemini 2.5 Flash on Vertex AI.</w:t>
+        <w:t>"Under the hood, ElewaSTEM runs on Google Cloud Run, Google Cloud Build, and Gemini 3.7 Flash on Vertex AI.</w:t>
         <w:br/>
         <w:br/>
         <w:t>We enforce strict digital sovereignty across 8 African Data Protection Acts and the AU Malabo Convention. With our OASIS protocol, all child data is processed 100% on-device on the edge with zero persistent cloud tracking, guarded by a Maasai-elder calibrated autonomous multi-agent swarm."</w:t>
